--- a/Facilitators/Word/02_Buddy_Guide.docx
+++ b/Facilitators/Word/02_Buddy_Guide.docx
@@ -189,7 +189,7 @@
           <w:color w:val="222222"/>
           <w:sz w:val="22"/>
         </w:rPr>
-        <w:t>Your job is to ask better questions, not to solve the case. Use the three-level hint ladder below. Only move to the next level if the team is genuinely stuck.</w:t>
+        <w:t>Your job is to ask better questions, not to solve the case. Never name 'efficiency versus ethics' or 'elitist outside-in' to participants. Use the three-level hint ladder. Only move to the next level if the team is genuinely stuck.</w:t>
       </w:r>
     </w:p>
     <w:p>
@@ -249,7 +249,7 @@
         <w:rPr>
           <w:rFonts w:ascii="Calibri" w:hAnsi="Calibri"/>
         </w:rPr>
-        <w:t>Level 3: Point them to the four factions in the handbook and ask which trade-off matters most.</w:t>
+        <w:t>Level 3: Ask which voices in the data room pull hardest in opposite directions.</w:t>
       </w:r>
     </w:p>
     <w:p>
@@ -261,7 +261,7 @@
           <w:rFonts w:ascii="Calibri" w:hAnsi="Calibri"/>
           <w:color w:val="1B2A4A"/>
         </w:rPr>
-        <w:t>Data credibility</w:t>
+        <w:t>Asking for evidence</w:t>
       </w:r>
     </w:p>
     <w:p>
@@ -273,7 +273,7 @@
         <w:rPr>
           <w:rFonts w:ascii="Calibri" w:hAnsi="Calibri"/>
         </w:rPr>
-        <w:t>Level 1: Do all your sources deserve equal trust?</w:t>
+        <w:t>Level 1: What would you need to know to choose between your options?</w:t>
       </w:r>
     </w:p>
     <w:p>
@@ -285,7 +285,7 @@
         <w:rPr>
           <w:rFonts w:ascii="Calibri" w:hAnsi="Calibri"/>
         </w:rPr>
-        <w:t>Level 2: Compare what D-01 says with what D-02 says - which is candid?</w:t>
+        <w:t>Level 2: Have you filed an Analysis Request, or are you guessing from the annual report?</w:t>
       </w:r>
     </w:p>
     <w:p>
@@ -297,7 +297,7 @@
         <w:rPr>
           <w:rFonts w:ascii="Calibri" w:hAnsi="Calibri"/>
         </w:rPr>
-        <w:t>Level 3: Ask them to build the credibility matrix before believing any single number.</w:t>
+        <w:t>Level 3: Ask A to turn one hypothesis into R-0x before inventing a number.</w:t>
       </w:r>
     </w:p>
     <w:p>
@@ -345,7 +345,7 @@
         <w:rPr>
           <w:rFonts w:ascii="Calibri" w:hAnsi="Calibri"/>
         </w:rPr>
-        <w:t>Level 3: Have them compute both the broad and the formal rate and report both.</w:t>
+        <w:t>Level 3: Have B compute both the broad and the formal rate and return them via a Findings Memo.</w:t>
       </w:r>
     </w:p>
     <w:p>
@@ -381,7 +381,7 @@
         <w:rPr>
           <w:rFonts w:ascii="Calibri" w:hAnsi="Calibri"/>
         </w:rPr>
-        <w:t>Level 2: Which transcript or dataset backs this up?</w:t>
+        <w:t>Level 2: Which transcript or Findings Memo backs this up?</w:t>
       </w:r>
     </w:p>
     <w:p>
@@ -393,7 +393,55 @@
         <w:rPr>
           <w:rFonts w:ascii="Calibri" w:hAnsi="Calibri"/>
         </w:rPr>
-        <w:t>Level 3: Ask them to map every recommendation to a source in the validation protocol.</w:t>
+        <w:t>Level 3: Ask them to map every recommendation to a source in the validation protocol, including R-/FM- IDs.</w:t>
+      </w:r>
+    </w:p>
+    <w:p>
+      <w:pPr>
+        <w:pStyle w:val="Heading2"/>
+      </w:pPr>
+      <w:r>
+        <w:rPr>
+          <w:rFonts w:ascii="Calibri" w:hAnsi="Calibri"/>
+          <w:color w:val="1B2A4A"/>
+        </w:rPr>
+        <w:t>Costs of the choice</w:t>
+      </w:r>
+    </w:p>
+    <w:p>
+      <w:pPr>
+        <w:pStyle w:val="ListNumber"/>
+        <w:ind w:left="360"/>
+      </w:pPr>
+      <w:r>
+        <w:rPr>
+          <w:rFonts w:ascii="Calibri" w:hAnsi="Calibri"/>
+        </w:rPr>
+        <w:t>Level 1: Who gains under your recommendation?</w:t>
+      </w:r>
+    </w:p>
+    <w:p>
+      <w:pPr>
+        <w:pStyle w:val="ListNumber"/>
+        <w:ind w:left="360"/>
+      </w:pPr>
+      <w:r>
+        <w:rPr>
+          <w:rFonts w:ascii="Calibri" w:hAnsi="Calibri"/>
+        </w:rPr>
+        <w:t>Level 2: Who waits longer, or is deprioritised, if you choose this path?</w:t>
+      </w:r>
+    </w:p>
+    <w:p>
+      <w:pPr>
+        <w:pStyle w:val="ListNumber"/>
+        <w:ind w:left="360"/>
+      </w:pPr>
+      <w:r>
+        <w:rPr>
+          <w:rFonts w:ascii="Calibri" w:hAnsi="Calibri"/>
+        </w:rPr>
+        <w:t>Level 3: Point them to the trade-off reflection without naming the dilemma for them.</w:t>
       </w:r>
     </w:p>
     <w:p>
@@ -420,7 +468,7 @@
           <w:color w:val="222222"/>
           <w:sz w:val="22"/>
         </w:rPr>
-        <w:t>Fridays of Weeks 1-5. Fifteen minutes. Review project-management discipline (logs, minutes, RACI) and whether claims are cited. Do not review answers for correctness.</w:t>
+        <w:t>Fridays of Weeks 1-5. Fifteen minutes. Review Request Log health, Findings Memo quality, and whether claims are cited. Do not review answers for correctness. Do not give A the dataset.</w:t>
       </w:r>
     </w:p>
     <w:p>
@@ -445,6 +493,30 @@
           <w:rFonts w:ascii="Calibri" w:hAnsi="Calibri"/>
         </w:rPr>
         <w:t>Accepting the 71% placement rate at face value.</w:t>
+      </w:r>
+    </w:p>
+    <w:p>
+      <w:pPr>
+        <w:pStyle w:val="ListBullet"/>
+        <w:ind w:left="360"/>
+      </w:pPr>
+      <w:r>
+        <w:rPr>
+          <w:rFonts w:ascii="Calibri" w:hAnsi="Calibri"/>
+        </w:rPr>
+        <w:t>A reverse-engineering strategy from D-01 without querying B.</w:t>
+      </w:r>
+    </w:p>
+    <w:p>
+      <w:pPr>
+        <w:pStyle w:val="ListBullet"/>
+        <w:ind w:left="360"/>
+      </w:pPr>
+      <w:r>
+        <w:rPr>
+          <w:rFonts w:ascii="Calibri" w:hAnsi="Calibri"/>
+        </w:rPr>
+        <w:t>B sharing the raw workbook or answering questions A never asked.</w:t>
       </w:r>
     </w:p>
     <w:p>
@@ -492,7 +564,7 @@
         <w:rPr>
           <w:rFonts w:ascii="Calibri" w:hAnsi="Calibri"/>
         </w:rPr>
-        <w:t>Hiding the disability placement gap.</w:t>
+        <w:t>Empty trade-off reflection; no named cost of the preferred path.</w:t>
       </w:r>
     </w:p>
     <w:sectPr>

--- a/Facilitators/Word/02_Buddy_Guide.docx
+++ b/Facilitators/Word/02_Buddy_Guide.docx
@@ -5,6 +5,7 @@
     <w:p>
       <w:r>
         <w:rPr>
+          <w:rFonts w:ascii="Lexend" w:hAnsi="Lexend" w:eastAsia="Lexend" w:cs="Lexend"/>
           <w:b/>
           <w:color w:val="007A87"/>
           <w:sz w:val="24"/>
@@ -18,6 +19,7 @@
       </w:pPr>
       <w:r>
         <w:rPr>
+          <w:rFonts w:ascii="Lexend" w:hAnsi="Lexend" w:eastAsia="Lexend" w:cs="Lexend"/>
           <w:b/>
           <w:color w:val="1B2A4A"/>
           <w:sz w:val="48"/>
@@ -28,6 +30,7 @@
     <w:p>
       <w:r>
         <w:rPr>
+          <w:rFonts w:ascii="Nunito" w:hAnsi="Nunito" w:eastAsia="Nunito" w:cs="Nunito"/>
           <w:i/>
           <w:color w:val="666666"/>
           <w:sz w:val="24"/>
@@ -52,6 +55,7 @@
           <w:p>
             <w:r>
               <w:rPr>
+                <w:rFonts w:ascii="Nunito" w:hAnsi="Nunito" w:eastAsia="Nunito" w:cs="Nunito"/>
                 <w:b/>
                 <w:color w:val="1B2A4A"/>
                 <w:sz w:val="20"/>
@@ -67,6 +71,7 @@
           <w:p>
             <w:r>
               <w:rPr>
+                <w:rFonts w:ascii="Nunito" w:hAnsi="Nunito" w:eastAsia="Nunito" w:cs="Nunito"/>
                 <w:color w:val="222222"/>
                 <w:sz w:val="20"/>
               </w:rPr>
@@ -83,6 +88,7 @@
           <w:p>
             <w:r>
               <w:rPr>
+                <w:rFonts w:ascii="Nunito" w:hAnsi="Nunito" w:eastAsia="Nunito" w:cs="Nunito"/>
                 <w:b/>
                 <w:color w:val="1B2A4A"/>
                 <w:sz w:val="20"/>
@@ -98,6 +104,7 @@
           <w:p>
             <w:r>
               <w:rPr>
+                <w:rFonts w:ascii="Nunito" w:hAnsi="Nunito" w:eastAsia="Nunito" w:cs="Nunito"/>
                 <w:color w:val="222222"/>
                 <w:sz w:val="20"/>
               </w:rPr>
@@ -114,6 +121,7 @@
           <w:p>
             <w:r>
               <w:rPr>
+                <w:rFonts w:ascii="Nunito" w:hAnsi="Nunito" w:eastAsia="Nunito" w:cs="Nunito"/>
                 <w:b/>
                 <w:color w:val="1B2A4A"/>
                 <w:sz w:val="20"/>
@@ -129,6 +137,7 @@
           <w:p>
             <w:r>
               <w:rPr>
+                <w:rFonts w:ascii="Nunito" w:hAnsi="Nunito" w:eastAsia="Nunito" w:cs="Nunito"/>
                 <w:color w:val="222222"/>
                 <w:sz w:val="20"/>
               </w:rPr>
@@ -145,6 +154,7 @@
           <w:p>
             <w:r>
               <w:rPr>
+                <w:rFonts w:ascii="Nunito" w:hAnsi="Nunito" w:eastAsia="Nunito" w:cs="Nunito"/>
                 <w:b/>
                 <w:color w:val="1B2A4A"/>
                 <w:sz w:val="20"/>
@@ -160,10 +170,11 @@
           <w:p>
             <w:r>
               <w:rPr>
+                <w:rFonts w:ascii="Nunito" w:hAnsi="Nunito" w:eastAsia="Nunito" w:cs="Nunito"/>
                 <w:color w:val="222222"/>
                 <w:sz w:val="20"/>
               </w:rPr>
-              <w:t>2.0 | July 2026</w:t>
+              <w:t>3.0 | July 2026</w:t>
             </w:r>
           </w:p>
         </w:tc>
@@ -183,7 +194,7 @@
       </w:pPr>
       <w:r>
         <w:rPr>
-          <w:rFonts w:ascii="Calibri" w:hAnsi="Calibri"/>
+          <w:rFonts w:ascii="Nunito" w:hAnsi="Nunito" w:eastAsia="Nunito" w:cs="Nunito"/>
           <w:b w:val="0"/>
           <w:i w:val="0"/>
           <w:color w:val="222222"/>
@@ -198,7 +209,7 @@
       </w:pPr>
       <w:r>
         <w:rPr>
-          <w:rFonts w:ascii="Calibri" w:hAnsi="Calibri"/>
+          <w:rFonts w:ascii="Lexend" w:hAnsi="Lexend" w:eastAsia="Lexend" w:cs="Lexend"/>
           <w:color w:val="1B2A4A"/>
         </w:rPr>
         <w:t>The hint ladder</w:t>
@@ -210,7 +221,7 @@
       </w:pPr>
       <w:r>
         <w:rPr>
-          <w:rFonts w:ascii="Calibri" w:hAnsi="Calibri"/>
+          <w:rFonts w:ascii="Lexend" w:hAnsi="Lexend" w:eastAsia="Lexend" w:cs="Lexend"/>
           <w:color w:val="1B2A4A"/>
         </w:rPr>
         <w:t>Problem framing</w:t>
@@ -223,7 +234,7 @@
       </w:pPr>
       <w:r>
         <w:rPr>
-          <w:rFonts w:ascii="Calibri" w:hAnsi="Calibri"/>
+          <w:rFonts w:ascii="Nunito" w:hAnsi="Nunito" w:eastAsia="Nunito" w:cs="Nunito"/>
         </w:rPr>
         <w:t>Level 1: What exactly is the Board asking you to decide?</w:t>
       </w:r>
@@ -235,7 +246,7 @@
       </w:pPr>
       <w:r>
         <w:rPr>
-          <w:rFonts w:ascii="Calibri" w:hAnsi="Calibri"/>
+          <w:rFonts w:ascii="Nunito" w:hAnsi="Nunito" w:eastAsia="Nunito" w:cs="Nunito"/>
         </w:rPr>
         <w:t>Level 2: Is your problem statement about programmes, geography, funding, or all three?</w:t>
       </w:r>
@@ -247,7 +258,7 @@
       </w:pPr>
       <w:r>
         <w:rPr>
-          <w:rFonts w:ascii="Calibri" w:hAnsi="Calibri"/>
+          <w:rFonts w:ascii="Nunito" w:hAnsi="Nunito" w:eastAsia="Nunito" w:cs="Nunito"/>
         </w:rPr>
         <w:t>Level 3: Ask which voices in the data room pull hardest in opposite directions.</w:t>
       </w:r>
@@ -258,7 +269,7 @@
       </w:pPr>
       <w:r>
         <w:rPr>
-          <w:rFonts w:ascii="Calibri" w:hAnsi="Calibri"/>
+          <w:rFonts w:ascii="Lexend" w:hAnsi="Lexend" w:eastAsia="Lexend" w:cs="Lexend"/>
           <w:color w:val="1B2A4A"/>
         </w:rPr>
         <w:t>Asking for evidence</w:t>
@@ -271,7 +282,7 @@
       </w:pPr>
       <w:r>
         <w:rPr>
-          <w:rFonts w:ascii="Calibri" w:hAnsi="Calibri"/>
+          <w:rFonts w:ascii="Nunito" w:hAnsi="Nunito" w:eastAsia="Nunito" w:cs="Nunito"/>
         </w:rPr>
         <w:t>Level 1: What would you need to know to choose between your options?</w:t>
       </w:r>
@@ -283,7 +294,7 @@
       </w:pPr>
       <w:r>
         <w:rPr>
-          <w:rFonts w:ascii="Calibri" w:hAnsi="Calibri"/>
+          <w:rFonts w:ascii="Nunito" w:hAnsi="Nunito" w:eastAsia="Nunito" w:cs="Nunito"/>
         </w:rPr>
         <w:t>Level 2: Have you filed an Analysis Request, or are you guessing from the annual report?</w:t>
       </w:r>
@@ -295,7 +306,7 @@
       </w:pPr>
       <w:r>
         <w:rPr>
-          <w:rFonts w:ascii="Calibri" w:hAnsi="Calibri"/>
+          <w:rFonts w:ascii="Nunito" w:hAnsi="Nunito" w:eastAsia="Nunito" w:cs="Nunito"/>
         </w:rPr>
         <w:t>Level 3: Ask A to turn one hypothesis into R-0x before inventing a number.</w:t>
       </w:r>
@@ -306,7 +317,7 @@
       </w:pPr>
       <w:r>
         <w:rPr>
-          <w:rFonts w:ascii="Calibri" w:hAnsi="Calibri"/>
+          <w:rFonts w:ascii="Lexend" w:hAnsi="Lexend" w:eastAsia="Lexend" w:cs="Lexend"/>
           <w:color w:val="1B2A4A"/>
         </w:rPr>
         <w:t>Placement rate</w:t>
@@ -319,7 +330,7 @@
       </w:pPr>
       <w:r>
         <w:rPr>
-          <w:rFonts w:ascii="Calibri" w:hAnsi="Calibri"/>
+          <w:rFonts w:ascii="Nunito" w:hAnsi="Nunito" w:eastAsia="Nunito" w:cs="Nunito"/>
         </w:rPr>
         <w:t>Level 1: What does 'placed' actually mean here?</w:t>
       </w:r>
@@ -331,7 +342,7 @@
       </w:pPr>
       <w:r>
         <w:rPr>
-          <w:rFonts w:ascii="Calibri" w:hAnsi="Calibri"/>
+          <w:rFonts w:ascii="Nunito" w:hAnsi="Nunito" w:eastAsia="Nunito" w:cs="Nunito"/>
         </w:rPr>
         <w:t>Level 2: Whose definition are you using - D-01's or ST-02's?</w:t>
       </w:r>
@@ -343,7 +354,7 @@
       </w:pPr>
       <w:r>
         <w:rPr>
-          <w:rFonts w:ascii="Calibri" w:hAnsi="Calibri"/>
+          <w:rFonts w:ascii="Nunito" w:hAnsi="Nunito" w:eastAsia="Nunito" w:cs="Nunito"/>
         </w:rPr>
         <w:t>Level 3: Have B compute both the broad and the formal rate and return them via a Findings Memo.</w:t>
       </w:r>
@@ -354,7 +365,7 @@
       </w:pPr>
       <w:r>
         <w:rPr>
-          <w:rFonts w:ascii="Calibri" w:hAnsi="Calibri"/>
+          <w:rFonts w:ascii="Lexend" w:hAnsi="Lexend" w:eastAsia="Lexend" w:cs="Lexend"/>
           <w:color w:val="1B2A4A"/>
         </w:rPr>
         <w:t>Recommendations</w:t>
@@ -367,7 +378,7 @@
       </w:pPr>
       <w:r>
         <w:rPr>
-          <w:rFonts w:ascii="Calibri" w:hAnsi="Calibri"/>
+          <w:rFonts w:ascii="Nunito" w:hAnsi="Nunito" w:eastAsia="Nunito" w:cs="Nunito"/>
         </w:rPr>
         <w:t>Level 1: What is the evidence for that claim?</w:t>
       </w:r>
@@ -379,7 +390,7 @@
       </w:pPr>
       <w:r>
         <w:rPr>
-          <w:rFonts w:ascii="Calibri" w:hAnsi="Calibri"/>
+          <w:rFonts w:ascii="Nunito" w:hAnsi="Nunito" w:eastAsia="Nunito" w:cs="Nunito"/>
         </w:rPr>
         <w:t>Level 2: Which transcript or Findings Memo backs this up?</w:t>
       </w:r>
@@ -391,7 +402,7 @@
       </w:pPr>
       <w:r>
         <w:rPr>
-          <w:rFonts w:ascii="Calibri" w:hAnsi="Calibri"/>
+          <w:rFonts w:ascii="Nunito" w:hAnsi="Nunito" w:eastAsia="Nunito" w:cs="Nunito"/>
         </w:rPr>
         <w:t>Level 3: Ask them to map every recommendation to a source in the validation protocol, including R-/FM- IDs.</w:t>
       </w:r>
@@ -402,7 +413,7 @@
       </w:pPr>
       <w:r>
         <w:rPr>
-          <w:rFonts w:ascii="Calibri" w:hAnsi="Calibri"/>
+          <w:rFonts w:ascii="Lexend" w:hAnsi="Lexend" w:eastAsia="Lexend" w:cs="Lexend"/>
           <w:color w:val="1B2A4A"/>
         </w:rPr>
         <w:t>Costs of the choice</w:t>
@@ -415,7 +426,7 @@
       </w:pPr>
       <w:r>
         <w:rPr>
-          <w:rFonts w:ascii="Calibri" w:hAnsi="Calibri"/>
+          <w:rFonts w:ascii="Nunito" w:hAnsi="Nunito" w:eastAsia="Nunito" w:cs="Nunito"/>
         </w:rPr>
         <w:t>Level 1: Who gains under your recommendation?</w:t>
       </w:r>
@@ -427,7 +438,7 @@
       </w:pPr>
       <w:r>
         <w:rPr>
-          <w:rFonts w:ascii="Calibri" w:hAnsi="Calibri"/>
+          <w:rFonts w:ascii="Nunito" w:hAnsi="Nunito" w:eastAsia="Nunito" w:cs="Nunito"/>
         </w:rPr>
         <w:t>Level 2: Who waits longer, or is deprioritised, if you choose this path?</w:t>
       </w:r>
@@ -439,7 +450,7 @@
       </w:pPr>
       <w:r>
         <w:rPr>
-          <w:rFonts w:ascii="Calibri" w:hAnsi="Calibri"/>
+          <w:rFonts w:ascii="Nunito" w:hAnsi="Nunito" w:eastAsia="Nunito" w:cs="Nunito"/>
         </w:rPr>
         <w:t>Level 3: Point them to the trade-off reflection without naming the dilemma for them.</w:t>
       </w:r>
@@ -450,7 +461,7 @@
       </w:pPr>
       <w:r>
         <w:rPr>
-          <w:rFonts w:ascii="Calibri" w:hAnsi="Calibri"/>
+          <w:rFonts w:ascii="Lexend" w:hAnsi="Lexend" w:eastAsia="Lexend" w:cs="Lexend"/>
           <w:color w:val="1B2A4A"/>
         </w:rPr>
         <w:t>Check-in schedule</w:t>
@@ -462,7 +473,7 @@
       </w:pPr>
       <w:r>
         <w:rPr>
-          <w:rFonts w:ascii="Calibri" w:hAnsi="Calibri"/>
+          <w:rFonts w:ascii="Nunito" w:hAnsi="Nunito" w:eastAsia="Nunito" w:cs="Nunito"/>
           <w:b w:val="0"/>
           <w:i w:val="0"/>
           <w:color w:val="222222"/>
@@ -477,7 +488,7 @@
       </w:pPr>
       <w:r>
         <w:rPr>
-          <w:rFonts w:ascii="Calibri" w:hAnsi="Calibri"/>
+          <w:rFonts w:ascii="Lexend" w:hAnsi="Lexend" w:eastAsia="Lexend" w:cs="Lexend"/>
           <w:color w:val="1B2A4A"/>
         </w:rPr>
         <w:t>Common mistakes to expect</w:t>
@@ -490,7 +501,7 @@
       </w:pPr>
       <w:r>
         <w:rPr>
-          <w:rFonts w:ascii="Calibri" w:hAnsi="Calibri"/>
+          <w:rFonts w:ascii="Nunito" w:hAnsi="Nunito" w:eastAsia="Nunito" w:cs="Nunito"/>
         </w:rPr>
         <w:t>Accepting the 71% placement rate at face value.</w:t>
       </w:r>
@@ -502,7 +513,7 @@
       </w:pPr>
       <w:r>
         <w:rPr>
-          <w:rFonts w:ascii="Calibri" w:hAnsi="Calibri"/>
+          <w:rFonts w:ascii="Nunito" w:hAnsi="Nunito" w:eastAsia="Nunito" w:cs="Nunito"/>
         </w:rPr>
         <w:t>A reverse-engineering strategy from D-01 without querying B.</w:t>
       </w:r>
@@ -514,7 +525,7 @@
       </w:pPr>
       <w:r>
         <w:rPr>
-          <w:rFonts w:ascii="Calibri" w:hAnsi="Calibri"/>
+          <w:rFonts w:ascii="Nunito" w:hAnsi="Nunito" w:eastAsia="Nunito" w:cs="Nunito"/>
         </w:rPr>
         <w:t>B sharing the raw workbook or answering questions A never asked.</w:t>
       </w:r>
@@ -526,7 +537,7 @@
       </w:pPr>
       <w:r>
         <w:rPr>
-          <w:rFonts w:ascii="Calibri" w:hAnsi="Calibri"/>
+          <w:rFonts w:ascii="Nunito" w:hAnsi="Nunito" w:eastAsia="Nunito" w:cs="Nunito"/>
         </w:rPr>
         <w:t>Recommending national scale without fixing Dong Nai.</w:t>
       </w:r>
@@ -538,7 +549,7 @@
       </w:pPr>
       <w:r>
         <w:rPr>
-          <w:rFonts w:ascii="Calibri" w:hAnsi="Calibri"/>
+          <w:rFonts w:ascii="Nunito" w:hAnsi="Nunito" w:eastAsia="Nunito" w:cs="Nunito"/>
         </w:rPr>
         <w:t>Treating the board email (D-08) as fact.</w:t>
       </w:r>
@@ -550,7 +561,7 @@
       </w:pPr>
       <w:r>
         <w:rPr>
-          <w:rFonts w:ascii="Calibri" w:hAnsi="Calibri"/>
+          <w:rFonts w:ascii="Nunito" w:hAnsi="Nunito" w:eastAsia="Nunito" w:cs="Nunito"/>
         </w:rPr>
         <w:t>Claiming attendance causes placement.</w:t>
       </w:r>
@@ -562,7 +573,7 @@
       </w:pPr>
       <w:r>
         <w:rPr>
-          <w:rFonts w:ascii="Calibri" w:hAnsi="Calibri"/>
+          <w:rFonts w:ascii="Nunito" w:hAnsi="Nunito" w:eastAsia="Nunito" w:cs="Nunito"/>
         </w:rPr>
         <w:t>Empty trade-off reflection; no named cost of the preferred path.</w:t>
       </w:r>
@@ -944,7 +955,7 @@
       <w:spacing w:after="120" w:line="276" w:lineRule="auto"/>
     </w:pPr>
     <w:rPr>
-      <w:rFonts w:ascii="Calibri" w:hAnsi="Calibri"/>
+      <w:rFonts w:ascii="Nunito" w:hAnsi="Nunito" w:eastAsia="Nunito" w:cs="Nunito"/>
       <w:color w:val="222222"/>
       <w:sz w:val="22"/>
     </w:rPr>

--- a/Facilitators/Word/02_Buddy_Guide.docx
+++ b/Facilitators/Word/02_Buddy_Guide.docx
@@ -174,7 +174,7 @@
                 <w:color w:val="222222"/>
                 <w:sz w:val="20"/>
               </w:rPr>
-              <w:t>3.0 | July 2026</w:t>
+              <w:t>3.1 | July-September 2026</w:t>
             </w:r>
           </w:p>
         </w:tc>

--- a/Facilitators/Word/02_Buddy_Guide.docx
+++ b/Facilitators/Word/02_Buddy_Guide.docx
@@ -320,6 +320,102 @@
           <w:rFonts w:ascii="Lexend" w:hAnsi="Lexend" w:eastAsia="Lexend" w:cs="Lexend"/>
           <w:color w:val="1B2A4A"/>
         </w:rPr>
+        <w:t>Drivers of placement / attendance</w:t>
+      </w:r>
+    </w:p>
+    <w:p>
+      <w:pPr>
+        <w:pStyle w:val="ListNumber"/>
+        <w:ind w:left="360"/>
+      </w:pPr>
+      <w:r>
+        <w:rPr>
+          <w:rFonts w:ascii="Nunito" w:hAnsi="Nunito" w:eastAsia="Nunito" w:cs="Nunito"/>
+        </w:rPr>
+        <w:t>Level 1: Staff and young people talk about what helps someone get a job - have you tested any of that?</w:t>
+      </w:r>
+    </w:p>
+    <w:p>
+      <w:pPr>
+        <w:pStyle w:val="ListNumber"/>
+        <w:ind w:left="360"/>
+      </w:pPr>
+      <w:r>
+        <w:rPr>
+          <w:rFonts w:ascii="Nunito" w:hAnsi="Nunito" w:eastAsia="Nunito" w:cs="Nunito"/>
+        </w:rPr>
+        <w:t>Level 2: Would attendance or programme design change your recommendation if the data disagreed?</w:t>
+      </w:r>
+    </w:p>
+    <w:p>
+      <w:pPr>
+        <w:pStyle w:val="ListNumber"/>
+        <w:ind w:left="360"/>
+      </w:pPr>
+      <w:r>
+        <w:rPr>
+          <w:rFonts w:ascii="Nunito" w:hAnsi="Nunito" w:eastAsia="Nunito" w:cs="Nunito"/>
+        </w:rPr>
+        <w:t>Level 3: Nudge A toward a request on placement drivers; then coach B on joining tables without giving the steps.</w:t>
+      </w:r>
+    </w:p>
+    <w:p>
+      <w:pPr>
+        <w:pStyle w:val="Heading2"/>
+      </w:pPr>
+      <w:r>
+        <w:rPr>
+          <w:rFonts w:ascii="Lexend" w:hAnsi="Lexend" w:eastAsia="Lexend" w:cs="Lexend"/>
+          <w:color w:val="1B2A4A"/>
+        </w:rPr>
+        <w:t>Mentoring / completion / volunteers</w:t>
+      </w:r>
+    </w:p>
+    <w:p>
+      <w:pPr>
+        <w:pStyle w:val="ListNumber"/>
+        <w:ind w:left="360"/>
+      </w:pPr>
+      <w:r>
+        <w:rPr>
+          <w:rFonts w:ascii="Nunito" w:hAnsi="Nunito" w:eastAsia="Nunito" w:cs="Nunito"/>
+        </w:rPr>
+        <w:t>Level 1: Transcripts mention mentoring and drop-out - is that a claim or an evidence gap?</w:t>
+      </w:r>
+    </w:p>
+    <w:p>
+      <w:pPr>
+        <w:pStyle w:val="ListNumber"/>
+        <w:ind w:left="360"/>
+      </w:pPr>
+      <w:r>
+        <w:rPr>
+          <w:rFonts w:ascii="Nunito" w:hAnsi="Nunito" w:eastAsia="Nunito" w:cs="Nunito"/>
+        </w:rPr>
+        <w:t>Level 2: What would you ask B if mentoring intensity mattered for your option?</w:t>
+      </w:r>
+    </w:p>
+    <w:p>
+      <w:pPr>
+        <w:pStyle w:val="ListNumber"/>
+        <w:ind w:left="360"/>
+      </w:pPr>
+      <w:r>
+        <w:rPr>
+          <w:rFonts w:ascii="Nunito" w:hAnsi="Nunito" w:eastAsia="Nunito" w:cs="Nunito"/>
+        </w:rPr>
+        <w:t>Level 3: If B is stuck: which tables mention mentors or completion? What would you exclude before averaging?</w:t>
+      </w:r>
+    </w:p>
+    <w:p>
+      <w:pPr>
+        <w:pStyle w:val="Heading2"/>
+      </w:pPr>
+      <w:r>
+        <w:rPr>
+          <w:rFonts w:ascii="Lexend" w:hAnsi="Lexend" w:eastAsia="Lexend" w:cs="Lexend"/>
+          <w:color w:val="1B2A4A"/>
+        </w:rPr>
         <w:t>Placement rate</w:t>
       </w:r>
     </w:p>
@@ -464,6 +560,93 @@
           <w:rFonts w:ascii="Lexend" w:hAnsi="Lexend" w:eastAsia="Lexend" w:cs="Lexend"/>
           <w:color w:val="1B2A4A"/>
         </w:rPr>
+        <w:t>Coaching B on deep-dive requests (staff only)</w:t>
+      </w:r>
+    </w:p>
+    <w:p>
+      <w:pPr>
+        <w:spacing w:after="120"/>
+      </w:pPr>
+      <w:r>
+        <w:rPr>
+          <w:rFonts w:ascii="Nunito" w:hAnsi="Nunito" w:eastAsia="Nunito" w:cs="Nunito"/>
+          <w:b w:val="0"/>
+          <w:i w:val="0"/>
+          <w:color w:val="222222"/>
+          <w:sz w:val="22"/>
+        </w:rPr>
+        <w:t>Participant packs no longer prescribe DB-3/DB-4 methods. When B receives a request about attendance, placement drivers, mentoring or completion:</w:t>
+      </w:r>
+    </w:p>
+    <w:p>
+      <w:pPr>
+        <w:pStyle w:val="ListNumber"/>
+        <w:ind w:left="360"/>
+      </w:pPr>
+      <w:r>
+        <w:rPr>
+          <w:rFonts w:ascii="Nunito" w:hAnsi="Nunito" w:eastAsia="Nunito" w:cs="Nunito"/>
+        </w:rPr>
+        <w:t>Ask them to restate A's decision question in one sentence.</w:t>
+      </w:r>
+    </w:p>
+    <w:p>
+      <w:pPr>
+        <w:pStyle w:val="ListNumber"/>
+        <w:ind w:left="360"/>
+      </w:pPr>
+      <w:r>
+        <w:rPr>
+          <w:rFonts w:ascii="Nunito" w:hAnsi="Nunito" w:eastAsia="Nunito" w:cs="Nunito"/>
+        </w:rPr>
+        <w:t>Ask which tables in the data dictionary look relevant - do not name the join path first.</w:t>
+      </w:r>
+    </w:p>
+    <w:p>
+      <w:pPr>
+        <w:pStyle w:val="ListNumber"/>
+        <w:ind w:left="360"/>
+      </w:pPr>
+      <w:r>
+        <w:rPr>
+          <w:rFonts w:ascii="Nunito" w:hAnsi="Nunito" w:eastAsia="Nunito" w:cs="Nunito"/>
+        </w:rPr>
+        <w:t>If still stuck, Level 2: 'How would you get one attendance rate per young person?' or 'What would you do with hours logged against inactive mentors?'</w:t>
+      </w:r>
+    </w:p>
+    <w:p>
+      <w:pPr>
+        <w:pStyle w:val="ListNumber"/>
+        <w:ind w:left="360"/>
+      </w:pPr>
+      <w:r>
+        <w:rPr>
+          <w:rFonts w:ascii="Nunito" w:hAnsi="Nunito" w:eastAsia="Nunito" w:cs="Nunito"/>
+        </w:rPr>
+        <w:t>Level 3 (last resort): point them to Facilitators/05_Data_Task_Solutions for method hints - do not read the expected findings aloud.</w:t>
+      </w:r>
+    </w:p>
+    <w:p>
+      <w:pPr>
+        <w:pStyle w:val="ListNumber"/>
+        <w:ind w:left="360"/>
+      </w:pPr>
+      <w:r>
+        <w:rPr>
+          <w:rFonts w:ascii="Nunito" w:hAnsi="Nunito" w:eastAsia="Nunito" w:cs="Nunito"/>
+        </w:rPr>
+        <w:t>Always push: association is not causation; name confounders in the Findings Memo.</w:t>
+      </w:r>
+    </w:p>
+    <w:p>
+      <w:pPr>
+        <w:pStyle w:val="Heading1"/>
+      </w:pPr>
+      <w:r>
+        <w:rPr>
+          <w:rFonts w:ascii="Lexend" w:hAnsi="Lexend" w:eastAsia="Lexend" w:cs="Lexend"/>
+          <w:color w:val="1B2A4A"/>
+        </w:rPr>
         <w:t>Check-in schedule</w:t>
       </w:r>
     </w:p>
@@ -479,7 +662,7 @@
           <w:color w:val="222222"/>
           <w:sz w:val="22"/>
         </w:rPr>
-        <w:t>Fridays of Weeks 1-5. Fifteen minutes. Review Request Log health, Findings Memo quality, and whether claims are cited. Do not review answers for correctness. Do not give A the dataset.</w:t>
+        <w:t>Fridays of Weeks 1-7. Fifteen minutes. Review Request Log health, Findings Memo quality, and whether claims are cited. Do not review answers for correctness. Do not give A the dataset. From Week 3, check whether A has asked at least one driver/mentoring question if their options depend on it.</w:t>
       </w:r>
     </w:p>
     <w:p>
@@ -528,6 +711,18 @@
           <w:rFonts w:ascii="Nunito" w:hAnsi="Nunito" w:eastAsia="Nunito" w:cs="Nunito"/>
         </w:rPr>
         <w:t>B sharing the raw workbook or answering questions A never asked.</w:t>
+      </w:r>
+    </w:p>
+    <w:p>
+      <w:pPr>
+        <w:pStyle w:val="ListBullet"/>
+        <w:ind w:left="360"/>
+      </w:pPr>
+      <w:r>
+        <w:rPr>
+          <w:rFonts w:ascii="Nunito" w:hAnsi="Nunito" w:eastAsia="Nunito" w:cs="Nunito"/>
+        </w:rPr>
+        <w:t>A never asking about attendance, mentoring or completion despite transcript clues.</w:t>
       </w:r>
     </w:p>
     <w:p>

--- a/Facilitators/Word/02_Buddy_Guide.docx
+++ b/Facilitators/Word/02_Buddy_Guide.docx
@@ -212,6 +212,84 @@
           <w:rFonts w:ascii="Lexend" w:hAnsi="Lexend" w:eastAsia="Lexend" w:cs="Lexend"/>
           <w:color w:val="1B2A4A"/>
         </w:rPr>
+        <w:t>Staff-only: question themes (do not paste into participant packs)</w:t>
+      </w:r>
+    </w:p>
+    <w:p>
+      <w:pPr>
+        <w:spacing w:after="120"/>
+      </w:pPr>
+      <w:r>
+        <w:rPr>
+          <w:rFonts w:ascii="Nunito" w:hAnsi="Nunito" w:eastAsia="Nunito" w:cs="Nunito"/>
+          <w:b w:val="0"/>
+          <w:i w:val="0"/>
+          <w:color w:val="222222"/>
+          <w:sz w:val="22"/>
+        </w:rPr>
+        <w:t>Participants should invent asks from transcripts and their issue tree. If they only request vanity metrics from D-01, nudge - do not hand them a menu. Useful pressure-tests often include:</w:t>
+      </w:r>
+    </w:p>
+    <w:p>
+      <w:pPr>
+        <w:pStyle w:val="ListBullet"/>
+        <w:ind w:left="360"/>
+      </w:pPr>
+      <w:r>
+        <w:rPr>
+          <w:rFonts w:ascii="Nunito" w:hAnsi="Nunito" w:eastAsia="Nunito" w:cs="Nunito"/>
+        </w:rPr>
+        <w:t>What actually moves placement (attendance, programme design, or something else)?</w:t>
+      </w:r>
+    </w:p>
+    <w:p>
+      <w:pPr>
+        <w:pStyle w:val="ListBullet"/>
+        <w:ind w:left="360"/>
+      </w:pPr>
+      <w:r>
+        <w:rPr>
+          <w:rFonts w:ascii="Nunito" w:hAnsi="Nunito" w:eastAsia="Nunito" w:cs="Nunito"/>
+        </w:rPr>
+        <w:t>Whether mentoring intensity, completion or volunteer capacity matches how staff and young people describe it.</w:t>
+      </w:r>
+    </w:p>
+    <w:p>
+      <w:pPr>
+        <w:pStyle w:val="ListBullet"/>
+        <w:ind w:left="360"/>
+      </w:pPr>
+      <w:r>
+        <w:rPr>
+          <w:rFonts w:ascii="Nunito" w:hAnsi="Nunito" w:eastAsia="Nunito" w:cs="Nunito"/>
+        </w:rPr>
+        <w:t>Ask only what would change the recommendation - not everything.</w:t>
+      </w:r>
+    </w:p>
+    <w:p>
+      <w:pPr>
+        <w:spacing w:after="120"/>
+      </w:pPr>
+      <w:r>
+        <w:rPr>
+          <w:rFonts w:ascii="Nunito" w:hAnsi="Nunito" w:eastAsia="Nunito" w:cs="Nunito"/>
+          <w:b w:val="0"/>
+          <w:i w:val="0"/>
+          <w:color w:val="222222"/>
+          <w:sz w:val="22"/>
+        </w:rPr>
+        <w:t>These themes live here so Buddies can guide discovery. They were removed from Workflow A's brief so teams are not spoon-fed the analysis agenda.</w:t>
+      </w:r>
+    </w:p>
+    <w:p>
+      <w:pPr>
+        <w:pStyle w:val="Heading1"/>
+      </w:pPr>
+      <w:r>
+        <w:rPr>
+          <w:rFonts w:ascii="Lexend" w:hAnsi="Lexend" w:eastAsia="Lexend" w:cs="Lexend"/>
+          <w:color w:val="1B2A4A"/>
+        </w:rPr>
         <w:t>The hint ladder</w:t>
       </w:r>
     </w:p>
@@ -405,6 +483,54 @@
           <w:rFonts w:ascii="Nunito" w:hAnsi="Nunito" w:eastAsia="Nunito" w:cs="Nunito"/>
         </w:rPr>
         <w:t>Level 3: If B is stuck: which tables mention mentors or completion? What would you exclude before averaging?</w:t>
+      </w:r>
+    </w:p>
+    <w:p>
+      <w:pPr>
+        <w:pStyle w:val="Heading2"/>
+      </w:pPr>
+      <w:r>
+        <w:rPr>
+          <w:rFonts w:ascii="Lexend" w:hAnsi="Lexend" w:eastAsia="Lexend" w:cs="Lexend"/>
+          <w:color w:val="1B2A4A"/>
+        </w:rPr>
+        <w:t>A_B_Exchange hygiene</w:t>
+      </w:r>
+    </w:p>
+    <w:p>
+      <w:pPr>
+        <w:pStyle w:val="ListNumber"/>
+        <w:ind w:left="360"/>
+      </w:pPr>
+      <w:r>
+        <w:rPr>
+          <w:rFonts w:ascii="Nunito" w:hAnsi="Nunito" w:eastAsia="Nunito" w:cs="Nunito"/>
+        </w:rPr>
+        <w:t>Level 1: Where is the PDF of that request?</w:t>
+      </w:r>
+    </w:p>
+    <w:p>
+      <w:pPr>
+        <w:pStyle w:val="ListNumber"/>
+        <w:ind w:left="360"/>
+      </w:pPr>
+      <w:r>
+        <w:rPr>
+          <w:rFonts w:ascii="Nunito" w:hAnsi="Nunito" w:eastAsia="Nunito" w:cs="Nunito"/>
+        </w:rPr>
+        <w:t>Level 2: Is the Findings Memo in A_B_Exchange/ or only in a chat thread?</w:t>
+      </w:r>
+    </w:p>
+    <w:p>
+      <w:pPr>
+        <w:pStyle w:val="ListNumber"/>
+        <w:ind w:left="360"/>
+      </w:pPr>
+      <w:r>
+        <w:rPr>
+          <w:rFonts w:ascii="Nunito" w:hAnsi="Nunito" w:eastAsia="Nunito" w:cs="Nunito"/>
+        </w:rPr>
+        <w:t>Level 3: Refuse to treat chat as the official record; require R-xx / FM-xx PDFs before handoff.</w:t>
       </w:r>
     </w:p>
     <w:p>

--- a/Facilitators/Word/02_Buddy_Guide.docx
+++ b/Facilitators/Word/02_Buddy_Guide.docx
@@ -212,6 +212,81 @@
           <w:rFonts w:ascii="Lexend" w:hAnsi="Lexend" w:eastAsia="Lexend" w:cs="Lexend"/>
           <w:color w:val="1B2A4A"/>
         </w:rPr>
+        <w:t>Staff-only: the A↔B loop (Buddy + 5 only)</w:t>
+      </w:r>
+    </w:p>
+    <w:p>
+      <w:pPr>
+        <w:spacing w:after="120"/>
+      </w:pPr>
+      <w:r>
+        <w:rPr>
+          <w:rFonts w:ascii="Nunito" w:hAnsi="Nunito" w:eastAsia="Nunito" w:cs="Nunito"/>
+          <w:b w:val="0"/>
+          <w:i w:val="0"/>
+          <w:color w:val="222222"/>
+          <w:sz w:val="22"/>
+        </w:rPr>
+        <w:t>Week 3 energy comes from inside the team room. Referee this sequence:</w:t>
+      </w:r>
+    </w:p>
+    <w:p>
+      <w:pPr>
+        <w:pStyle w:val="ListNumber"/>
+        <w:ind w:left="360"/>
+      </w:pPr>
+      <w:r>
+        <w:rPr>
+          <w:rFonts w:ascii="Nunito" w:hAnsi="Nunito" w:eastAsia="Nunito" w:cs="Nunito"/>
+        </w:rPr>
+        <w:t>B presents Data Estate Brief (catalog) - stop them if they open the Excel for A.</w:t>
+      </w:r>
+    </w:p>
+    <w:p>
+      <w:pPr>
+        <w:pStyle w:val="ListNumber"/>
+        <w:ind w:left="360"/>
+      </w:pPr>
+      <w:r>
+        <w:rPr>
+          <w:rFonts w:ascii="Nunito" w:hAnsi="Nunito" w:eastAsia="Nunito" w:cs="Nunito"/>
+        </w:rPr>
+        <w:t>A presents Demand Brief (ranked decision needs) - stop column shopping lists.</w:t>
+      </w:r>
+    </w:p>
+    <w:p>
+      <w:pPr>
+        <w:pStyle w:val="ListNumber"/>
+        <w:ind w:left="360"/>
+      </w:pPr>
+      <w:r>
+        <w:rPr>
+          <w:rFonts w:ascii="Nunito" w:hAnsi="Nunito" w:eastAsia="Nunito" w:cs="Nunito"/>
+        </w:rPr>
+        <w:t>B owns Analysis Plan - A may clarify scope/timing, not rewrite joins.</w:t>
+      </w:r>
+    </w:p>
+    <w:p>
+      <w:pPr>
+        <w:pStyle w:val="ListNumber"/>
+        <w:ind w:left="360"/>
+      </w:pPr>
+      <w:r>
+        <w:rPr>
+          <w:rFonts w:ascii="Nunito" w:hAnsi="Nunito" w:eastAsia="Nunito" w:cs="Nunito"/>
+        </w:rPr>
+        <w:t>Then formal R-xx → FM-xx as the assessment trail.</w:t>
+      </w:r>
+    </w:p>
+    <w:p>
+      <w:pPr>
+        <w:pStyle w:val="Heading1"/>
+      </w:pPr>
+      <w:r>
+        <w:rPr>
+          <w:rFonts w:ascii="Lexend" w:hAnsi="Lexend" w:eastAsia="Lexend" w:cs="Lexend"/>
+          <w:color w:val="1B2A4A"/>
+        </w:rPr>
         <w:t>Staff-only: question themes (do not paste into participant packs)</w:t>
       </w:r>
     </w:p>
@@ -314,7 +389,7 @@
         <w:rPr>
           <w:rFonts w:ascii="Nunito" w:hAnsi="Nunito" w:eastAsia="Nunito" w:cs="Nunito"/>
         </w:rPr>
-        <w:t>Level 1: What exactly is the Board asking you to decide?</w:t>
+        <w:t>Level 1: What exactly must the Board decide on 10 September - in one sentence of your own?</w:t>
       </w:r>
     </w:p>
     <w:p>
@@ -326,7 +401,7 @@
         <w:rPr>
           <w:rFonts w:ascii="Nunito" w:hAnsi="Nunito" w:eastAsia="Nunito" w:cs="Nunito"/>
         </w:rPr>
-        <w:t>Level 2: Is your problem statement about programmes, geography, funding, or all three?</w:t>
+        <w:t>Level 2: Which disagreements in the data room would change that sentence if resolved?</w:t>
       </w:r>
     </w:p>
     <w:p>
@@ -338,7 +413,7 @@
         <w:rPr>
           <w:rFonts w:ascii="Nunito" w:hAnsi="Nunito" w:eastAsia="Nunito" w:cs="Nunito"/>
         </w:rPr>
-        <w:t>Level 3: Ask which voices in the data room pull hardest in opposite directions.</w:t>
+        <w:t>Level 3: Ask which voices pull hardest in opposite directions, and whether your tree covers them.</w:t>
       </w:r>
     </w:p>
     <w:p>
@@ -374,7 +449,7 @@
         <w:rPr>
           <w:rFonts w:ascii="Nunito" w:hAnsi="Nunito" w:eastAsia="Nunito" w:cs="Nunito"/>
         </w:rPr>
-        <w:t>Level 2: Have you filed an Analysis Request, or are you guessing from the annual report?</w:t>
+        <w:t>Level 2: Have you read B's Data Estate Brief and filed a Demand Brief - or are you guessing from the annual report?</w:t>
       </w:r>
     </w:p>
     <w:p>
@@ -386,7 +461,55 @@
         <w:rPr>
           <w:rFonts w:ascii="Nunito" w:hAnsi="Nunito" w:eastAsia="Nunito" w:cs="Nunito"/>
         </w:rPr>
-        <w:t>Level 3: Ask A to turn one hypothesis into R-0x before inventing a number.</w:t>
+        <w:t>Level 3: Ask A to turn one Demand item into R-0x after B's Analysis Plan exists.</w:t>
+      </w:r>
+    </w:p>
+    <w:p>
+      <w:pPr>
+        <w:pStyle w:val="Heading2"/>
+      </w:pPr>
+      <w:r>
+        <w:rPr>
+          <w:rFonts w:ascii="Lexend" w:hAnsi="Lexend" w:eastAsia="Lexend" w:cs="Lexend"/>
+          <w:color w:val="1B2A4A"/>
+        </w:rPr>
+        <w:t>Data Estate / Demand / Plan hygiene</w:t>
+      </w:r>
+    </w:p>
+    <w:p>
+      <w:pPr>
+        <w:pStyle w:val="ListNumber"/>
+        <w:ind w:left="360"/>
+      </w:pPr>
+      <w:r>
+        <w:rPr>
+          <w:rFonts w:ascii="Nunito" w:hAnsi="Nunito" w:eastAsia="Nunito" w:cs="Nunito"/>
+        </w:rPr>
+        <w:t>Level 1: Where is the Data Estate Brief PDF?</w:t>
+      </w:r>
+    </w:p>
+    <w:p>
+      <w:pPr>
+        <w:pStyle w:val="ListNumber"/>
+        <w:ind w:left="360"/>
+      </w:pPr>
+      <w:r>
+        <w:rPr>
+          <w:rFonts w:ascii="Nunito" w:hAnsi="Nunito" w:eastAsia="Nunito" w:cs="Nunito"/>
+        </w:rPr>
+        <w:t>Level 2: Is Demand ranked by decision impact, or is it a list of columns?</w:t>
+      </w:r>
+    </w:p>
+    <w:p>
+      <w:pPr>
+        <w:pStyle w:val="ListNumber"/>
+        <w:ind w:left="360"/>
+      </w:pPr>
+      <w:r>
+        <w:rPr>
+          <w:rFonts w:ascii="Nunito" w:hAnsi="Nunito" w:eastAsia="Nunito" w:cs="Nunito"/>
+        </w:rPr>
+        <w:t>Level 3: Refuse raw-file sharing; require DEB → DMD → AP → R/FM PDFs in A_B_Exchange/.</w:t>
       </w:r>
     </w:p>
     <w:p>
@@ -434,7 +557,7 @@
         <w:rPr>
           <w:rFonts w:ascii="Nunito" w:hAnsi="Nunito" w:eastAsia="Nunito" w:cs="Nunito"/>
         </w:rPr>
-        <w:t>Level 3: Nudge A toward a request on placement drivers; then coach B on joining tables without giving the steps.</w:t>
+        <w:t>Level 3: Nudge A toward a Demand item on placement drivers; then coach B on the Analysis Plan without giving the steps.</w:t>
       </w:r>
     </w:p>
     <w:p>
@@ -531,6 +654,54 @@
           <w:rFonts w:ascii="Nunito" w:hAnsi="Nunito" w:eastAsia="Nunito" w:cs="Nunito"/>
         </w:rPr>
         <w:t>Level 3: Refuse to treat chat as the official record; require R-xx / FM-xx PDFs before handoff.</w:t>
+      </w:r>
+    </w:p>
+    <w:p>
+      <w:pPr>
+        <w:pStyle w:val="Heading2"/>
+      </w:pPr>
+      <w:r>
+        <w:rPr>
+          <w:rFonts w:ascii="Lexend" w:hAnsi="Lexend" w:eastAsia="Lexend" w:cs="Lexend"/>
+          <w:color w:val="1B2A4A"/>
+        </w:rPr>
+        <w:t>Handoff confirmation</w:t>
+      </w:r>
+    </w:p>
+    <w:p>
+      <w:pPr>
+        <w:pStyle w:val="ListNumber"/>
+        <w:ind w:left="360"/>
+      </w:pPr>
+      <w:r>
+        <w:rPr>
+          <w:rFonts w:ascii="Nunito" w:hAnsi="Nunito" w:eastAsia="Nunito" w:cs="Nunito"/>
+        </w:rPr>
+        <w:t>Level 1: Where is the Cross-Workflow Handoff Checklist in the package?</w:t>
+      </w:r>
+    </w:p>
+    <w:p>
+      <w:pPr>
+        <w:pStyle w:val="ListNumber"/>
+        <w:ind w:left="360"/>
+      </w:pPr>
+      <w:r>
+        <w:rPr>
+          <w:rFonts w:ascii="Nunito" w:hAnsi="Nunito" w:eastAsia="Nunito" w:cs="Nunito"/>
+        </w:rPr>
+        <w:t>Level 2: Have A and B each completed their section with an online tick (name + date) - not a wet signature?</w:t>
+      </w:r>
+    </w:p>
+    <w:p>
+      <w:pPr>
+        <w:pStyle w:val="ListNumber"/>
+        <w:ind w:left="360"/>
+      </w:pPr>
+      <w:r>
+        <w:rPr>
+          <w:rFonts w:ascii="Nunito" w:hAnsi="Nunito" w:eastAsia="Nunito" w:cs="Nunito"/>
+        </w:rPr>
+        <w:t>Level 3: Point them to 4_Shared_Toolkit/Templates/Cross_Workflow_Handoff_Checklist.docx and Guideline Section 8; Engagement Lead confirms Section C only if three R/FM pairs exist.</w:t>
       </w:r>
     </w:p>
     <w:p>
@@ -749,7 +920,7 @@
         <w:rPr>
           <w:rFonts w:ascii="Nunito" w:hAnsi="Nunito" w:eastAsia="Nunito" w:cs="Nunito"/>
         </w:rPr>
-        <w:t>Level 3 (last resort): point them to Facilitators/05_Data_Task_Solutions for method hints - do not read the expected findings aloud.</w:t>
+        <w:t>Level 3 (last resort): point them to Facilitators/PDF/05_Data_Task_Solutions.pdf for method hints - do not read the expected findings aloud.</w:t>
       </w:r>
     </w:p>
     <w:p>
@@ -788,7 +959,7 @@
           <w:color w:val="222222"/>
           <w:sz w:val="22"/>
         </w:rPr>
-        <w:t>Fridays of Weeks 1-7. Fifteen minutes. Review Request Log health, Findings Memo quality, and whether claims are cited. Do not review answers for correctness. Do not give A the dataset. From Week 3, check whether A has asked at least one driver/mentoring question if their options depend on it.</w:t>
+        <w:t>Fridays of Weeks 1-7. Fifteen minutes (longer in Week 3 if running the Estate/Demand/Plan live brief). Review Request Log milestones, Findings Memo quality, and whether claims are cited. Do not review answers for correctness. Do not give A the dataset. From Week 3, check Estate → Demand → Plan before R-01. From Week 5, confirm the team knows where the Handoff Checklist lives and that confirmation is online only (W6-02).</w:t>
       </w:r>
     </w:p>
     <w:p>
@@ -824,7 +995,7 @@
         <w:rPr>
           <w:rFonts w:ascii="Nunito" w:hAnsi="Nunito" w:eastAsia="Nunito" w:cs="Nunito"/>
         </w:rPr>
-        <w:t>A reverse-engineering strategy from D-01 without querying B.</w:t>
+        <w:t>A reverse-engineering strategy from D-01 without Demand / querying B.</w:t>
       </w:r>
     </w:p>
     <w:p>
@@ -836,7 +1007,19 @@
         <w:rPr>
           <w:rFonts w:ascii="Nunito" w:hAnsi="Nunito" w:eastAsia="Nunito" w:cs="Nunito"/>
         </w:rPr>
-        <w:t>B sharing the raw workbook or answering questions A never asked.</w:t>
+        <w:t>B sharing the raw workbook, dictionary, or a field dump labelled as Estate Brief.</w:t>
+      </w:r>
+    </w:p>
+    <w:p>
+      <w:pPr>
+        <w:pStyle w:val="ListBullet"/>
+        <w:ind w:left="360"/>
+      </w:pPr>
+      <w:r>
+        <w:rPr>
+          <w:rFonts w:ascii="Nunito" w:hAnsi="Nunito" w:eastAsia="Nunito" w:cs="Nunito"/>
+        </w:rPr>
+        <w:t>A writing Demand as a column shopping list; B letting A co-edit the Analysis Plan.</w:t>
       </w:r>
     </w:p>
     <w:p>
@@ -897,6 +1080,18 @@
           <w:rFonts w:ascii="Nunito" w:hAnsi="Nunito" w:eastAsia="Nunito" w:cs="Nunito"/>
         </w:rPr>
         <w:t>Empty trade-off reflection; no named cost of the preferred path.</w:t>
+      </w:r>
+    </w:p>
+    <w:p>
+      <w:pPr>
+        <w:pStyle w:val="ListBullet"/>
+        <w:ind w:left="360"/>
+      </w:pPr>
+      <w:r>
+        <w:rPr>
+          <w:rFonts w:ascii="Nunito" w:hAnsi="Nunito" w:eastAsia="Nunito" w:cs="Nunito"/>
+        </w:rPr>
+        <w:t>Leaving the Handoff Checklist to the night before the Board, or treating chat 'we agreed' as confirmation.</w:t>
       </w:r>
     </w:p>
     <w:sectPr>
